--- a/03_Outputs/final scripts/en/Module 1/1.3.0-en.docx
+++ b/03_Outputs/final scripts/en/Module 1/1.3.0-en.docx
@@ -24,7 +24,27 @@
           <w:szCs w:val="22"/>
           <w:lang w:val="en-US"/>
         </w:rPr>
-        <w:t>exploring how the energy transition is unfolding across the globe—through the lens of UNDP’s five regional bureaus. From the Arab States to Latin America and the Caribbean, to Africa and Asia and the Pacific, and on to Eastern Europe and Central Asia—each region faces unique challenges, but also inspiring opportunities for change.</w:t>
+        <w:t>exploring how the energy transition is unfolding across the globe</w:t>
+      </w:r>
+      <w:r>
+        <w:rPr>
+          <w:rFonts w:ascii="Cambria" w:hAnsi="Cambria" w:eastAsia="Cambria" w:cs="Cambria"/>
+          <w:noProof w:val="0"/>
+          <w:sz w:val="22"/>
+          <w:szCs w:val="22"/>
+          <w:lang w:val="en-US"/>
+        </w:rPr>
+        <w:t xml:space="preserve">, </w:t>
+      </w:r>
+      <w:r>
+        <w:rPr>
+          <w:rFonts w:ascii="Cambria" w:hAnsi="Cambria" w:eastAsia="Cambria" w:cs="Cambria"/>
+          <w:noProof w:val="0"/>
+          <w:sz w:val="22"/>
+          <w:szCs w:val="22"/>
+          <w:lang w:val="en-US"/>
+        </w:rPr>
+        <w:t>through the lens of UNDP’s five regional bureaus. From the Arab States to Latin America and the Caribbean, to Africa and Asia and the Pacific, and on to Eastern Europe and Central Asia—each region faces unique challenges, but also inspiring opportunities for change.</w:t>
       </w:r>
     </w:p>
     <w:p>
@@ -54,7 +74,97 @@
           <w:szCs w:val="22"/>
           <w:lang w:val="en-US"/>
         </w:rPr>
-        <w:t>Across Africa, decentralized solutions like mini-grids are expanding, but financing remains limited compared to the region’s vast renewable potential. In Asia and the Pacific, investment in clean energy has surged, positioning the region as a major driver of global renewable growth—yet millions still lack reliable electricity, especially in rural areas.</w:t>
+        <w:t xml:space="preserve">Across Africa, decentralized solutions like </w:t>
+      </w:r>
+      <w:r>
+        <w:rPr>
+          <w:rFonts w:ascii="Cambria" w:hAnsi="Cambria" w:eastAsia="Cambria" w:cs="Cambria"/>
+          <w:noProof w:val="0"/>
+          <w:sz w:val="22"/>
+          <w:szCs w:val="22"/>
+          <w:lang w:val="en-US"/>
+        </w:rPr>
+        <w:t>mini-grids</w:t>
+      </w:r>
+      <w:r>
+        <w:rPr>
+          <w:rFonts w:ascii="Cambria" w:hAnsi="Cambria" w:eastAsia="Cambria" w:cs="Cambria"/>
+          <w:noProof w:val="0"/>
+          <w:sz w:val="22"/>
+          <w:szCs w:val="22"/>
+          <w:lang w:val="en-US"/>
+        </w:rPr>
+        <w:t xml:space="preserve"> are expanding, but financing </w:t>
+      </w:r>
+      <w:r>
+        <w:rPr>
+          <w:rFonts w:ascii="Cambria" w:hAnsi="Cambria" w:eastAsia="Cambria" w:cs="Cambria"/>
+          <w:noProof w:val="0"/>
+          <w:sz w:val="22"/>
+          <w:szCs w:val="22"/>
+          <w:lang w:val="en-US"/>
+        </w:rPr>
+        <w:t>needs to</w:t>
+      </w:r>
+      <w:r>
+        <w:rPr>
+          <w:rFonts w:ascii="Cambria" w:hAnsi="Cambria" w:eastAsia="Cambria" w:cs="Cambria"/>
+          <w:noProof w:val="0"/>
+          <w:sz w:val="22"/>
+          <w:szCs w:val="22"/>
+          <w:lang w:val="en-US"/>
+        </w:rPr>
+        <w:t xml:space="preserve"> </w:t>
+      </w:r>
+      <w:r>
+        <w:rPr>
+          <w:rFonts w:ascii="Cambria" w:hAnsi="Cambria" w:eastAsia="Cambria" w:cs="Cambria"/>
+          <w:noProof w:val="0"/>
+          <w:sz w:val="22"/>
+          <w:szCs w:val="22"/>
+          <w:lang w:val="en-US"/>
+        </w:rPr>
+        <w:t xml:space="preserve">accelerate </w:t>
+      </w:r>
+      <w:r>
+        <w:rPr>
+          <w:rFonts w:ascii="Cambria" w:hAnsi="Cambria" w:eastAsia="Cambria" w:cs="Cambria"/>
+          <w:noProof w:val="0"/>
+          <w:sz w:val="22"/>
+          <w:szCs w:val="22"/>
+          <w:lang w:val="en-US"/>
+        </w:rPr>
+        <w:t>compared to the region’s vast renewable potential. In Asia and the Pacific, investment in clean energy has surged, positioning the region as a major driver of global renewable growth</w:t>
+      </w:r>
+      <w:r>
+        <w:rPr>
+          <w:rFonts w:ascii="Cambria" w:hAnsi="Cambria" w:eastAsia="Cambria" w:cs="Cambria"/>
+          <w:noProof w:val="0"/>
+          <w:sz w:val="22"/>
+          <w:szCs w:val="22"/>
+          <w:lang w:val="en-US"/>
+        </w:rPr>
+        <w:t xml:space="preserve">. </w:t>
+      </w:r>
+      <w:r>
+        <w:rPr>
+          <w:rFonts w:ascii="Cambria" w:hAnsi="Cambria" w:eastAsia="Cambria" w:cs="Cambria"/>
+          <w:noProof w:val="0"/>
+          <w:sz w:val="22"/>
+          <w:szCs w:val="22"/>
+          <w:lang w:val="en-US"/>
+        </w:rPr>
+        <w:t>Y</w:t>
+      </w:r>
+      <w:r>
+        <w:rPr>
+          <w:rFonts w:ascii="Cambria" w:hAnsi="Cambria" w:eastAsia="Cambria" w:cs="Cambria"/>
+          <w:noProof w:val="0"/>
+          <w:sz w:val="22"/>
+          <w:szCs w:val="22"/>
+          <w:lang w:val="en-US"/>
+        </w:rPr>
+        <w:t>et millions still lack reliable electricity, especially in rural areas.</w:t>
       </w:r>
     </w:p>
     <w:p>
@@ -69,7 +179,97 @@
           <w:szCs w:val="22"/>
           <w:lang w:val="en-US"/>
         </w:rPr>
-        <w:t>The Arab States are diversifying energy sources, with renewable capacity growing rapidly, even as affordability and governance remain pressing concerns. In Latin America and the Caribbean, high reliance on hydropower provides a strong renewable base, but gaps in clean cooking and equitable access remain significant. And in Eastern Europe and Central Asia, policy shifts and climate commitments are reshaping energy strategies, particularly around heating and emissions reduction.</w:t>
+        <w:t>The Arab States are diversifying energy sources, with renewable capacity growing rapidly, even as affordability and governance remain pressing concerns. In Latin America and the Caribbean, a strong renewable base</w:t>
+      </w:r>
+      <w:r>
+        <w:rPr>
+          <w:rFonts w:ascii="Cambria" w:hAnsi="Cambria" w:eastAsia="Cambria" w:cs="Cambria"/>
+          <w:noProof w:val="0"/>
+          <w:sz w:val="22"/>
+          <w:szCs w:val="22"/>
+          <w:lang w:val="en-US"/>
+        </w:rPr>
+        <w:t xml:space="preserve"> has </w:t>
+      </w:r>
+      <w:r>
+        <w:rPr>
+          <w:rFonts w:ascii="Cambria" w:hAnsi="Cambria" w:eastAsia="Cambria" w:cs="Cambria"/>
+          <w:noProof w:val="0"/>
+          <w:sz w:val="22"/>
+          <w:szCs w:val="22"/>
+          <w:lang w:val="en-US"/>
+        </w:rPr>
+        <w:t>advanced</w:t>
+      </w:r>
+      <w:r>
+        <w:rPr>
+          <w:rFonts w:ascii="Cambria" w:hAnsi="Cambria" w:eastAsia="Cambria" w:cs="Cambria"/>
+          <w:noProof w:val="0"/>
+          <w:sz w:val="22"/>
+          <w:szCs w:val="22"/>
+          <w:lang w:val="en-US"/>
+        </w:rPr>
+        <w:t>,</w:t>
+      </w:r>
+      <w:r>
+        <w:rPr>
+          <w:rFonts w:ascii="Cambria" w:hAnsi="Cambria" w:eastAsia="Cambria" w:cs="Cambria"/>
+          <w:noProof w:val="0"/>
+          <w:sz w:val="22"/>
+          <w:szCs w:val="22"/>
+          <w:lang w:val="en-US"/>
+        </w:rPr>
+        <w:t xml:space="preserve"> </w:t>
+      </w:r>
+      <w:r>
+        <w:rPr>
+          <w:rFonts w:ascii="Cambria" w:hAnsi="Cambria" w:eastAsia="Cambria" w:cs="Cambria"/>
+          <w:noProof w:val="0"/>
+          <w:sz w:val="22"/>
+          <w:szCs w:val="22"/>
+          <w:lang w:val="en-US"/>
+        </w:rPr>
+        <w:t xml:space="preserve">but gaps in clean cooking and </w:t>
+      </w:r>
+      <w:r>
+        <w:rPr>
+          <w:rFonts w:ascii="Cambria" w:hAnsi="Cambria" w:eastAsia="Cambria" w:cs="Cambria"/>
+          <w:noProof w:val="0"/>
+          <w:sz w:val="22"/>
+          <w:szCs w:val="22"/>
+          <w:lang w:val="en-US"/>
+        </w:rPr>
+        <w:t>equitable</w:t>
+      </w:r>
+      <w:r>
+        <w:rPr>
+          <w:rFonts w:ascii="Cambria" w:hAnsi="Cambria" w:eastAsia="Cambria" w:cs="Cambria"/>
+          <w:noProof w:val="0"/>
+          <w:sz w:val="22"/>
+          <w:szCs w:val="22"/>
+          <w:lang w:val="en-US"/>
+        </w:rPr>
+        <w:t xml:space="preserve"> access remain significant. And in Eastern Europe and Central Asia, policy shifts and climate commitments are reshaping energy strategies, particularly around heating and </w:t>
+      </w:r>
+      <w:r>
+        <w:rPr>
+          <w:rFonts w:ascii="Cambria" w:hAnsi="Cambria" w:eastAsia="Cambria" w:cs="Cambria"/>
+          <w:noProof w:val="0"/>
+          <w:sz w:val="22"/>
+          <w:szCs w:val="22"/>
+          <w:lang w:val="en-US"/>
+        </w:rPr>
+        <w:t>emissions</w:t>
+      </w:r>
+      <w:r>
+        <w:rPr>
+          <w:rFonts w:ascii="Cambria" w:hAnsi="Cambria" w:eastAsia="Cambria" w:cs="Cambria"/>
+          <w:noProof w:val="0"/>
+          <w:sz w:val="22"/>
+          <w:szCs w:val="22"/>
+          <w:lang w:val="en-US"/>
+        </w:rPr>
+        <w:t xml:space="preserve"> reduction.</w:t>
       </w:r>
     </w:p>
     <w:p>
@@ -84,7 +284,57 @@
           <w:szCs w:val="22"/>
           <w:lang w:val="en-US"/>
         </w:rPr>
-        <w:t>What becomes clear is that context matters. Solar expansion in the Sahel, nature-based innovation in Pacific Islands, or efficiency reforms in Eastern Europe—all show how local solutions can scale to global impact.</w:t>
+        <w:t>C</w:t>
+      </w:r>
+      <w:r>
+        <w:rPr>
+          <w:rFonts w:ascii="Cambria" w:hAnsi="Cambria" w:eastAsia="Cambria" w:cs="Cambria"/>
+          <w:noProof w:val="0"/>
+          <w:sz w:val="22"/>
+          <w:szCs w:val="22"/>
+          <w:lang w:val="en-US"/>
+        </w:rPr>
+        <w:t xml:space="preserve">ontext matters. Solar expansion in the Sahel, nature-based innovation in </w:t>
+      </w:r>
+      <w:r>
+        <w:rPr>
+          <w:rFonts w:ascii="Cambria" w:hAnsi="Cambria" w:eastAsia="Cambria" w:cs="Cambria"/>
+          <w:noProof w:val="0"/>
+          <w:sz w:val="22"/>
+          <w:szCs w:val="22"/>
+          <w:lang w:val="en-US"/>
+        </w:rPr>
+        <w:t>Pacific</w:t>
+      </w:r>
+      <w:r>
+        <w:rPr>
+          <w:rFonts w:ascii="Cambria" w:hAnsi="Cambria" w:eastAsia="Cambria" w:cs="Cambria"/>
+          <w:noProof w:val="0"/>
+          <w:sz w:val="22"/>
+          <w:szCs w:val="22"/>
+          <w:lang w:val="en-US"/>
+        </w:rPr>
+        <w:t xml:space="preserve"> Islands, or efficiency reforms in Eastern Europe</w:t>
+      </w:r>
+      <w:r>
+        <w:rPr>
+          <w:rFonts w:ascii="Cambria" w:hAnsi="Cambria" w:eastAsia="Cambria" w:cs="Cambria"/>
+          <w:noProof w:val="0"/>
+          <w:sz w:val="22"/>
+          <w:szCs w:val="22"/>
+          <w:lang w:val="en-US"/>
+        </w:rPr>
+        <w:t xml:space="preserve">, </w:t>
+      </w:r>
+      <w:r>
+        <w:rPr>
+          <w:rFonts w:ascii="Cambria" w:hAnsi="Cambria" w:eastAsia="Cambria" w:cs="Cambria"/>
+          <w:noProof w:val="0"/>
+          <w:sz w:val="22"/>
+          <w:szCs w:val="22"/>
+          <w:lang w:val="en-US"/>
+        </w:rPr>
+        <w:t>all show how local solutions can scale to global impact.</w:t>
       </w:r>
     </w:p>
     <w:p>
@@ -24329,8 +24579,8 @@
 </file>
 
 <file path=customXml/item2.xml><?xml version="1.0" encoding="utf-8"?>
-<ct:contentTypeSchema xmlns:ct="http://schemas.microsoft.com/office/2006/metadata/contentType" xmlns:ma="http://schemas.microsoft.com/office/2006/metadata/properties/metaAttributes" ct:_="" ma:_="" ma:contentTypeName="Document" ma:contentTypeID="0x01010098970033F315F542A2D9640B7CC02236" ma:contentTypeVersion="16" ma:contentTypeDescription="Create a new document." ma:contentTypeScope="" ma:versionID="94449e8ff35cec47b43afd2e381d9e90">
-  <xsd:schema xmlns:xsd="http://www.w3.org/2001/XMLSchema" xmlns:xs="http://www.w3.org/2001/XMLSchema" xmlns:p="http://schemas.microsoft.com/office/2006/metadata/properties" xmlns:ns2="b0bf4113-6f4a-4f3e-b5bb-503c4d9102e3" xmlns:ns3="c8670835-afc4-4376-8ae0-1ffed5b27e6b" targetNamespace="http://schemas.microsoft.com/office/2006/metadata/properties" ma:root="true" ma:fieldsID="f7f21ad7dc1dad656b5a5a7699096a32" ns2:_="" ns3:_="">
+<ct:contentTypeSchema xmlns:ct="http://schemas.microsoft.com/office/2006/metadata/contentType" xmlns:ma="http://schemas.microsoft.com/office/2006/metadata/properties/metaAttributes" ct:_="" ma:_="" ma:contentTypeName="Document" ma:contentTypeID="0x01010098970033F315F542A2D9640B7CC02236" ma:contentTypeVersion="16" ma:contentTypeDescription="Create a new document." ma:contentTypeScope="" ma:versionID="53c703163abf5028ca1572cdbbdfb0d9">
+  <xsd:schema xmlns:xsd="http://www.w3.org/2001/XMLSchema" xmlns:xs="http://www.w3.org/2001/XMLSchema" xmlns:p="http://schemas.microsoft.com/office/2006/metadata/properties" xmlns:ns2="b0bf4113-6f4a-4f3e-b5bb-503c4d9102e3" xmlns:ns3="c8670835-afc4-4376-8ae0-1ffed5b27e6b" targetNamespace="http://schemas.microsoft.com/office/2006/metadata/properties" ma:root="true" ma:fieldsID="91aa92df09b3f9a6477c84a51e3c9412" ns2:_="" ns3:_="">
     <xsd:import namespace="b0bf4113-6f4a-4f3e-b5bb-503c4d9102e3"/>
     <xsd:import namespace="c8670835-afc4-4376-8ae0-1ffed5b27e6b"/>
     <xsd:element name="properties">
@@ -24598,7 +24848,7 @@
 </file>
 
 <file path=customXml/itemProps2.xml><?xml version="1.0" encoding="utf-8"?>
-<ds:datastoreItem xmlns:ds="http://schemas.openxmlformats.org/officeDocument/2006/customXml" ds:itemID="{E9349D8A-7B31-4001-9047-C42D4CC4B18C}"/>
+<ds:datastoreItem xmlns:ds="http://schemas.openxmlformats.org/officeDocument/2006/customXml" ds:itemID="{592202D2-78DC-4AFE-BB7D-F4498ABF67A1}"/>
 </file>
 
 <file path=customXml/itemProps3.xml><?xml version="1.0" encoding="utf-8"?>
